--- a/Notes.docx
+++ b/Notes.docx
@@ -252,6 +252,607 @@
                 <w:szCs w:val="24"/>
               </w:rPr>
               <w:t>version 1.1.1, updated deploy.bat to publish to custom directory CentralMaster\publishcustdir. Added variables to deploy.bat file</w:t>
+            </w:r>
+          </w:p>
+        </w:tc>
+      </w:tr>
+      <w:tr>
+        <w:tc>
+          <w:tcPr>
+            <w:tcW w:w="805" w:type="dxa"/>
+          </w:tcPr>
+          <w:p>
+            <w:pPr>
+              <w:rPr>
+                <w:sz w:val="24"/>
+                <w:szCs w:val="24"/>
+              </w:rPr>
+            </w:pPr>
+          </w:p>
+        </w:tc>
+        <w:tc>
+          <w:tcPr>
+            <w:tcW w:w="1620" w:type="dxa"/>
+          </w:tcPr>
+          <w:p>
+            <w:pPr>
+              <w:rPr>
+                <w:sz w:val="24"/>
+                <w:szCs w:val="24"/>
+              </w:rPr>
+            </w:pPr>
+          </w:p>
+        </w:tc>
+        <w:tc>
+          <w:tcPr>
+            <w:tcW w:w="1620" w:type="dxa"/>
+          </w:tcPr>
+          <w:p>
+            <w:pPr>
+              <w:rPr>
+                <w:sz w:val="24"/>
+                <w:szCs w:val="24"/>
+              </w:rPr>
+            </w:pPr>
+          </w:p>
+        </w:tc>
+        <w:tc>
+          <w:tcPr>
+            <w:tcW w:w="1350" w:type="dxa"/>
+          </w:tcPr>
+          <w:p>
+            <w:pPr>
+              <w:rPr>
+                <w:sz w:val="24"/>
+                <w:szCs w:val="24"/>
+              </w:rPr>
+            </w:pPr>
+          </w:p>
+        </w:tc>
+        <w:tc>
+          <w:tcPr>
+            <w:tcW w:w="3955" w:type="dxa"/>
+          </w:tcPr>
+          <w:p>
+            <w:pPr>
+              <w:rPr>
+                <w:sz w:val="24"/>
+                <w:szCs w:val="24"/>
+              </w:rPr>
+            </w:pPr>
+          </w:p>
+        </w:tc>
+      </w:tr>
+      <w:tr>
+        <w:tc>
+          <w:tcPr>
+            <w:tcW w:w="805" w:type="dxa"/>
+          </w:tcPr>
+          <w:p>
+            <w:pPr>
+              <w:rPr>
+                <w:sz w:val="24"/>
+                <w:szCs w:val="24"/>
+              </w:rPr>
+            </w:pPr>
+          </w:p>
+        </w:tc>
+        <w:tc>
+          <w:tcPr>
+            <w:tcW w:w="1620" w:type="dxa"/>
+          </w:tcPr>
+          <w:p>
+            <w:pPr>
+              <w:rPr>
+                <w:sz w:val="24"/>
+                <w:szCs w:val="24"/>
+              </w:rPr>
+            </w:pPr>
+          </w:p>
+        </w:tc>
+        <w:tc>
+          <w:tcPr>
+            <w:tcW w:w="1620" w:type="dxa"/>
+          </w:tcPr>
+          <w:p>
+            <w:pPr>
+              <w:rPr>
+                <w:sz w:val="24"/>
+                <w:szCs w:val="24"/>
+              </w:rPr>
+            </w:pPr>
+          </w:p>
+        </w:tc>
+        <w:tc>
+          <w:tcPr>
+            <w:tcW w:w="1350" w:type="dxa"/>
+          </w:tcPr>
+          <w:p>
+            <w:pPr>
+              <w:rPr>
+                <w:sz w:val="24"/>
+                <w:szCs w:val="24"/>
+              </w:rPr>
+            </w:pPr>
+          </w:p>
+        </w:tc>
+        <w:tc>
+          <w:tcPr>
+            <w:tcW w:w="3955" w:type="dxa"/>
+          </w:tcPr>
+          <w:p>
+            <w:pPr>
+              <w:rPr>
+                <w:sz w:val="24"/>
+                <w:szCs w:val="24"/>
+              </w:rPr>
+            </w:pPr>
+          </w:p>
+        </w:tc>
+      </w:tr>
+      <w:tr>
+        <w:tc>
+          <w:tcPr>
+            <w:tcW w:w="805" w:type="dxa"/>
+          </w:tcPr>
+          <w:p>
+            <w:pPr>
+              <w:rPr>
+                <w:sz w:val="24"/>
+                <w:szCs w:val="24"/>
+              </w:rPr>
+            </w:pPr>
+          </w:p>
+        </w:tc>
+        <w:tc>
+          <w:tcPr>
+            <w:tcW w:w="1620" w:type="dxa"/>
+          </w:tcPr>
+          <w:p>
+            <w:pPr>
+              <w:rPr>
+                <w:sz w:val="24"/>
+                <w:szCs w:val="24"/>
+              </w:rPr>
+            </w:pPr>
+          </w:p>
+        </w:tc>
+        <w:tc>
+          <w:tcPr>
+            <w:tcW w:w="1620" w:type="dxa"/>
+          </w:tcPr>
+          <w:p>
+            <w:pPr>
+              <w:rPr>
+                <w:sz w:val="24"/>
+                <w:szCs w:val="24"/>
+              </w:rPr>
+            </w:pPr>
+          </w:p>
+        </w:tc>
+        <w:tc>
+          <w:tcPr>
+            <w:tcW w:w="1350" w:type="dxa"/>
+          </w:tcPr>
+          <w:p>
+            <w:pPr>
+              <w:rPr>
+                <w:sz w:val="24"/>
+                <w:szCs w:val="24"/>
+              </w:rPr>
+            </w:pPr>
+          </w:p>
+        </w:tc>
+        <w:tc>
+          <w:tcPr>
+            <w:tcW w:w="3955" w:type="dxa"/>
+          </w:tcPr>
+          <w:p>
+            <w:pPr>
+              <w:rPr>
+                <w:sz w:val="24"/>
+                <w:szCs w:val="24"/>
+              </w:rPr>
+            </w:pPr>
+          </w:p>
+        </w:tc>
+      </w:tr>
+      <w:tr>
+        <w:tc>
+          <w:tcPr>
+            <w:tcW w:w="805" w:type="dxa"/>
+          </w:tcPr>
+          <w:p>
+            <w:pPr>
+              <w:rPr>
+                <w:sz w:val="24"/>
+                <w:szCs w:val="24"/>
+              </w:rPr>
+            </w:pPr>
+          </w:p>
+        </w:tc>
+        <w:tc>
+          <w:tcPr>
+            <w:tcW w:w="1620" w:type="dxa"/>
+          </w:tcPr>
+          <w:p>
+            <w:pPr>
+              <w:rPr>
+                <w:sz w:val="24"/>
+                <w:szCs w:val="24"/>
+              </w:rPr>
+            </w:pPr>
+          </w:p>
+        </w:tc>
+        <w:tc>
+          <w:tcPr>
+            <w:tcW w:w="1620" w:type="dxa"/>
+          </w:tcPr>
+          <w:p>
+            <w:pPr>
+              <w:rPr>
+                <w:sz w:val="24"/>
+                <w:szCs w:val="24"/>
+              </w:rPr>
+            </w:pPr>
+          </w:p>
+        </w:tc>
+        <w:tc>
+          <w:tcPr>
+            <w:tcW w:w="1350" w:type="dxa"/>
+          </w:tcPr>
+          <w:p>
+            <w:pPr>
+              <w:rPr>
+                <w:sz w:val="24"/>
+                <w:szCs w:val="24"/>
+              </w:rPr>
+            </w:pPr>
+          </w:p>
+        </w:tc>
+        <w:tc>
+          <w:tcPr>
+            <w:tcW w:w="3955" w:type="dxa"/>
+          </w:tcPr>
+          <w:p>
+            <w:pPr>
+              <w:rPr>
+                <w:sz w:val="24"/>
+                <w:szCs w:val="24"/>
+              </w:rPr>
+            </w:pPr>
+          </w:p>
+        </w:tc>
+      </w:tr>
+      <w:tr>
+        <w:tc>
+          <w:tcPr>
+            <w:tcW w:w="805" w:type="dxa"/>
+          </w:tcPr>
+          <w:p>
+            <w:pPr>
+              <w:rPr>
+                <w:sz w:val="24"/>
+                <w:szCs w:val="24"/>
+              </w:rPr>
+            </w:pPr>
+          </w:p>
+        </w:tc>
+        <w:tc>
+          <w:tcPr>
+            <w:tcW w:w="1620" w:type="dxa"/>
+          </w:tcPr>
+          <w:p>
+            <w:pPr>
+              <w:rPr>
+                <w:sz w:val="24"/>
+                <w:szCs w:val="24"/>
+              </w:rPr>
+            </w:pPr>
+          </w:p>
+        </w:tc>
+        <w:tc>
+          <w:tcPr>
+            <w:tcW w:w="1620" w:type="dxa"/>
+          </w:tcPr>
+          <w:p>
+            <w:pPr>
+              <w:rPr>
+                <w:sz w:val="24"/>
+                <w:szCs w:val="24"/>
+              </w:rPr>
+            </w:pPr>
+          </w:p>
+        </w:tc>
+        <w:tc>
+          <w:tcPr>
+            <w:tcW w:w="1350" w:type="dxa"/>
+          </w:tcPr>
+          <w:p>
+            <w:pPr>
+              <w:rPr>
+                <w:sz w:val="24"/>
+                <w:szCs w:val="24"/>
+              </w:rPr>
+            </w:pPr>
+          </w:p>
+        </w:tc>
+        <w:tc>
+          <w:tcPr>
+            <w:tcW w:w="3955" w:type="dxa"/>
+          </w:tcPr>
+          <w:p>
+            <w:pPr>
+              <w:rPr>
+                <w:sz w:val="24"/>
+                <w:szCs w:val="24"/>
+              </w:rPr>
+            </w:pPr>
+          </w:p>
+        </w:tc>
+      </w:tr>
+    </w:tbl>
+    <w:p>
+      <w:pPr>
+        <w:rPr>
+          <w:sz w:val="24"/>
+          <w:szCs w:val="24"/>
+        </w:rPr>
+      </w:pPr>
+    </w:p>
+    <w:p>
+      <w:pPr>
+        <w:rPr>
+          <w:sz w:val="24"/>
+          <w:szCs w:val="24"/>
+        </w:rPr>
+      </w:pPr>
+      <w:r>
+        <w:rPr>
+          <w:sz w:val="24"/>
+          <w:szCs w:val="24"/>
+        </w:rPr>
+        <w:t>Branch:</w:t>
+      </w:r>
+    </w:p>
+    <w:tbl>
+      <w:tblPr>
+        <w:tblStyle w:val="TableGrid"/>
+        <w:tblW w:w="0" w:type="auto"/>
+        <w:tblLook w:val="04A0" w:firstRow="1" w:lastRow="0" w:firstColumn="1" w:lastColumn="0" w:noHBand="0" w:noVBand="1"/>
+      </w:tblPr>
+      <w:tblGrid>
+        <w:gridCol w:w="805"/>
+        <w:gridCol w:w="1620"/>
+        <w:gridCol w:w="1620"/>
+        <w:gridCol w:w="1350"/>
+        <w:gridCol w:w="3955"/>
+      </w:tblGrid>
+      <w:tr>
+        <w:tc>
+          <w:tcPr>
+            <w:tcW w:w="805" w:type="dxa"/>
+          </w:tcPr>
+          <w:p>
+            <w:pPr>
+              <w:jc w:val="center"/>
+              <w:rPr>
+                <w:b/>
+                <w:bCs/>
+                <w:sz w:val="24"/>
+                <w:szCs w:val="24"/>
+              </w:rPr>
+            </w:pPr>
+            <w:r>
+              <w:rPr>
+                <w:b/>
+                <w:bCs/>
+                <w:sz w:val="24"/>
+                <w:szCs w:val="24"/>
+              </w:rPr>
+              <w:t>S.No</w:t>
+            </w:r>
+          </w:p>
+        </w:tc>
+        <w:tc>
+          <w:tcPr>
+            <w:tcW w:w="1620" w:type="dxa"/>
+          </w:tcPr>
+          <w:p>
+            <w:pPr>
+              <w:jc w:val="center"/>
+              <w:rPr>
+                <w:b/>
+                <w:bCs/>
+                <w:sz w:val="24"/>
+                <w:szCs w:val="24"/>
+              </w:rPr>
+            </w:pPr>
+            <w:r>
+              <w:rPr>
+                <w:b/>
+                <w:bCs/>
+                <w:sz w:val="24"/>
+                <w:szCs w:val="24"/>
+              </w:rPr>
+              <w:t>Date</w:t>
+            </w:r>
+          </w:p>
+        </w:tc>
+        <w:tc>
+          <w:tcPr>
+            <w:tcW w:w="1620" w:type="dxa"/>
+          </w:tcPr>
+          <w:p>
+            <w:pPr>
+              <w:jc w:val="center"/>
+              <w:rPr>
+                <w:b/>
+                <w:bCs/>
+                <w:sz w:val="24"/>
+                <w:szCs w:val="24"/>
+              </w:rPr>
+            </w:pPr>
+            <w:r>
+              <w:rPr>
+                <w:b/>
+                <w:bCs/>
+                <w:sz w:val="24"/>
+                <w:szCs w:val="24"/>
+              </w:rPr>
+              <w:t>Author</w:t>
+            </w:r>
+          </w:p>
+        </w:tc>
+        <w:tc>
+          <w:tcPr>
+            <w:tcW w:w="1350" w:type="dxa"/>
+          </w:tcPr>
+          <w:p>
+            <w:pPr>
+              <w:jc w:val="center"/>
+              <w:rPr>
+                <w:b/>
+                <w:bCs/>
+                <w:sz w:val="24"/>
+                <w:szCs w:val="24"/>
+              </w:rPr>
+            </w:pPr>
+            <w:r>
+              <w:rPr>
+                <w:b/>
+                <w:bCs/>
+                <w:sz w:val="24"/>
+                <w:szCs w:val="24"/>
+              </w:rPr>
+              <w:t>Version</w:t>
+            </w:r>
+          </w:p>
+        </w:tc>
+        <w:tc>
+          <w:tcPr>
+            <w:tcW w:w="3955" w:type="dxa"/>
+          </w:tcPr>
+          <w:p>
+            <w:pPr>
+              <w:jc w:val="center"/>
+              <w:rPr>
+                <w:b/>
+                <w:bCs/>
+                <w:sz w:val="24"/>
+                <w:szCs w:val="24"/>
+              </w:rPr>
+            </w:pPr>
+            <w:r>
+              <w:rPr>
+                <w:b/>
+                <w:bCs/>
+                <w:sz w:val="24"/>
+                <w:szCs w:val="24"/>
+              </w:rPr>
+              <w:t>Notes</w:t>
+            </w:r>
+          </w:p>
+        </w:tc>
+      </w:tr>
+      <w:tr>
+        <w:tc>
+          <w:tcPr>
+            <w:tcW w:w="805" w:type="dxa"/>
+          </w:tcPr>
+          <w:p>
+            <w:pPr>
+              <w:rPr>
+                <w:sz w:val="24"/>
+                <w:szCs w:val="24"/>
+              </w:rPr>
+            </w:pPr>
+            <w:r>
+              <w:rPr>
+                <w:sz w:val="24"/>
+                <w:szCs w:val="24"/>
+              </w:rPr>
+              <w:t>1</w:t>
+            </w:r>
+          </w:p>
+        </w:tc>
+        <w:tc>
+          <w:tcPr>
+            <w:tcW w:w="1620" w:type="dxa"/>
+          </w:tcPr>
+          <w:p>
+            <w:pPr>
+              <w:rPr>
+                <w:sz w:val="24"/>
+                <w:szCs w:val="24"/>
+              </w:rPr>
+            </w:pPr>
+            <w:r>
+              <w:rPr>
+                <w:sz w:val="24"/>
+                <w:szCs w:val="24"/>
+              </w:rPr>
+              <w:t>8/3/2021</w:t>
+            </w:r>
+          </w:p>
+        </w:tc>
+        <w:tc>
+          <w:tcPr>
+            <w:tcW w:w="1620" w:type="dxa"/>
+          </w:tcPr>
+          <w:p>
+            <w:pPr>
+              <w:rPr>
+                <w:sz w:val="24"/>
+                <w:szCs w:val="24"/>
+              </w:rPr>
+            </w:pPr>
+            <w:r>
+              <w:rPr>
+                <w:sz w:val="24"/>
+                <w:szCs w:val="24"/>
+              </w:rPr>
+              <w:t>Viswanath</w:t>
+            </w:r>
+          </w:p>
+        </w:tc>
+        <w:tc>
+          <w:tcPr>
+            <w:tcW w:w="1350" w:type="dxa"/>
+          </w:tcPr>
+          <w:p>
+            <w:pPr>
+              <w:rPr>
+                <w:sz w:val="24"/>
+                <w:szCs w:val="24"/>
+              </w:rPr>
+            </w:pPr>
+            <w:r>
+              <w:rPr>
+                <w:sz w:val="24"/>
+                <w:szCs w:val="24"/>
+              </w:rPr>
+              <w:t>Direct-serial-no-plc</w:t>
+            </w:r>
+          </w:p>
+        </w:tc>
+        <w:tc>
+          <w:tcPr>
+            <w:tcW w:w="3955" w:type="dxa"/>
+          </w:tcPr>
+          <w:p>
+            <w:pPr>
+              <w:rPr>
+                <w:sz w:val="24"/>
+                <w:szCs w:val="24"/>
+              </w:rPr>
+            </w:pPr>
+            <w:r>
+              <w:rPr>
+                <w:sz w:val="24"/>
+                <w:szCs w:val="24"/>
+              </w:rPr>
+              <w:t>Direct to serial no plc for ti based system. HsotMessages and HostApp.cs handle the required messages from physical layer</w:t>
             </w:r>
           </w:p>
         </w:tc>
@@ -733,6 +1334,7 @@
     <w:lsdException w:name="HTML Sample" w:semiHidden="1" w:unhideWhenUsed="1"/>
     <w:lsdException w:name="HTML Typewriter" w:semiHidden="1" w:unhideWhenUsed="1"/>
     <w:lsdException w:name="HTML Variable" w:semiHidden="1" w:unhideWhenUsed="1"/>
+    <w:lsdException w:name="Normal Table" w:semiHidden="1" w:unhideWhenUsed="1"/>
     <w:lsdException w:name="annotation subject" w:semiHidden="1" w:unhideWhenUsed="1"/>
     <w:lsdException w:name="No List" w:semiHidden="1" w:unhideWhenUsed="1"/>
     <w:lsdException w:name="Outline List 1" w:semiHidden="1" w:unhideWhenUsed="1"/>
@@ -779,8 +1381,10 @@
     <w:lsdException w:name="Table Subtle 2" w:semiHidden="1" w:unhideWhenUsed="1"/>
     <w:lsdException w:name="Table Web 1" w:semiHidden="1" w:unhideWhenUsed="1"/>
     <w:lsdException w:name="Table Web 2" w:semiHidden="1" w:unhideWhenUsed="1"/>
+    <w:lsdException w:name="Table Web 3" w:semiHidden="1" w:unhideWhenUsed="1"/>
     <w:lsdException w:name="Balloon Text" w:semiHidden="1" w:unhideWhenUsed="1"/>
     <w:lsdException w:name="Table Grid" w:uiPriority="39"/>
+    <w:lsdException w:name="Table Theme" w:semiHidden="1" w:unhideWhenUsed="1"/>
     <w:lsdException w:name="Placeholder Text" w:semiHidden="1"/>
     <w:lsdException w:name="No Spacing" w:uiPriority="1" w:qFormat="1"/>
     <w:lsdException w:name="Light Shading" w:uiPriority="60"/>
@@ -1005,6 +1609,7 @@
   <w:style w:type="paragraph" w:default="1" w:styleId="Normal">
     <w:name w:val="Normal"/>
     <w:qFormat/>
+    <w:rsid w:val="00B87F2A"/>
   </w:style>
   <w:style w:type="character" w:default="1" w:styleId="DefaultParagraphFont">
     <w:name w:val="Default Paragraph Font"/>

--- a/Notes.docx
+++ b/Notes.docx
@@ -268,6 +268,13 @@
                 <w:szCs w:val="24"/>
               </w:rPr>
             </w:pPr>
+            <w:r>
+              <w:rPr>
+                <w:sz w:val="24"/>
+                <w:szCs w:val="24"/>
+              </w:rPr>
+              <w:t>2</w:t>
+            </w:r>
           </w:p>
         </w:tc>
         <w:tc>
@@ -281,6 +288,13 @@
                 <w:szCs w:val="24"/>
               </w:rPr>
             </w:pPr>
+            <w:r>
+              <w:rPr>
+                <w:sz w:val="24"/>
+                <w:szCs w:val="24"/>
+              </w:rPr>
+              <w:t>8/28/2021</w:t>
+            </w:r>
           </w:p>
         </w:tc>
         <w:tc>
@@ -294,6 +308,13 @@
                 <w:szCs w:val="24"/>
               </w:rPr>
             </w:pPr>
+            <w:r>
+              <w:rPr>
+                <w:sz w:val="24"/>
+                <w:szCs w:val="24"/>
+              </w:rPr>
+              <w:t>Viswanath</w:t>
+            </w:r>
           </w:p>
         </w:tc>
         <w:tc>
@@ -307,6 +328,13 @@
                 <w:szCs w:val="24"/>
               </w:rPr>
             </w:pPr>
+            <w:r>
+              <w:rPr>
+                <w:sz w:val="24"/>
+                <w:szCs w:val="24"/>
+              </w:rPr>
+              <w:t>1.1.3</w:t>
+            </w:r>
           </w:p>
         </w:tc>
         <w:tc>
@@ -320,6 +348,20 @@
                 <w:szCs w:val="24"/>
               </w:rPr>
             </w:pPr>
+            <w:r>
+              <w:rPr>
+                <w:sz w:val="24"/>
+                <w:szCs w:val="24"/>
+              </w:rPr>
+              <w:t xml:space="preserve">Added option “SupportedService” as “AzureTable”. This option will trigger using the connection string in json file to get the parameters from. Every successful response of parameters from Azure, the response is written to file. </w:t>
+            </w:r>
+            <w:r>
+              <w:rPr>
+                <w:sz w:val="24"/>
+                <w:szCs w:val="24"/>
+              </w:rPr>
+              <w:t>If on restart and connection not available, the app will read parameters from file and use that.</w:t>
+            </w:r>
           </w:p>
         </w:tc>
       </w:tr>
@@ -733,6 +775,7 @@
     <w:lsdException w:name="HTML Sample" w:semiHidden="1" w:unhideWhenUsed="1"/>
     <w:lsdException w:name="HTML Typewriter" w:semiHidden="1" w:unhideWhenUsed="1"/>
     <w:lsdException w:name="HTML Variable" w:semiHidden="1" w:unhideWhenUsed="1"/>
+    <w:lsdException w:name="Normal Table" w:semiHidden="1" w:unhideWhenUsed="1"/>
     <w:lsdException w:name="annotation subject" w:semiHidden="1" w:unhideWhenUsed="1"/>
     <w:lsdException w:name="No List" w:semiHidden="1" w:unhideWhenUsed="1"/>
     <w:lsdException w:name="Outline List 1" w:semiHidden="1" w:unhideWhenUsed="1"/>
@@ -779,8 +822,10 @@
     <w:lsdException w:name="Table Subtle 2" w:semiHidden="1" w:unhideWhenUsed="1"/>
     <w:lsdException w:name="Table Web 1" w:semiHidden="1" w:unhideWhenUsed="1"/>
     <w:lsdException w:name="Table Web 2" w:semiHidden="1" w:unhideWhenUsed="1"/>
+    <w:lsdException w:name="Table Web 3" w:semiHidden="1" w:unhideWhenUsed="1"/>
     <w:lsdException w:name="Balloon Text" w:semiHidden="1" w:unhideWhenUsed="1"/>
     <w:lsdException w:name="Table Grid" w:uiPriority="39"/>
+    <w:lsdException w:name="Table Theme" w:semiHidden="1" w:unhideWhenUsed="1"/>
     <w:lsdException w:name="Placeholder Text" w:semiHidden="1"/>
     <w:lsdException w:name="No Spacing" w:uiPriority="1" w:qFormat="1"/>
     <w:lsdException w:name="Light Shading" w:uiPriority="60"/>

--- a/Notes.docx
+++ b/Notes.docx
@@ -377,6 +377,13 @@
                 <w:szCs w:val="24"/>
               </w:rPr>
             </w:pPr>
+            <w:r>
+              <w:rPr>
+                <w:sz w:val="24"/>
+                <w:szCs w:val="24"/>
+              </w:rPr>
+              <w:t>3</w:t>
+            </w:r>
           </w:p>
         </w:tc>
         <w:tc>
@@ -390,6 +397,13 @@
                 <w:szCs w:val="24"/>
               </w:rPr>
             </w:pPr>
+            <w:r>
+              <w:rPr>
+                <w:sz w:val="24"/>
+                <w:szCs w:val="24"/>
+              </w:rPr>
+              <w:t>9/3/2021</w:t>
+            </w:r>
           </w:p>
         </w:tc>
         <w:tc>
@@ -403,6 +417,13 @@
                 <w:szCs w:val="24"/>
               </w:rPr>
             </w:pPr>
+            <w:r>
+              <w:rPr>
+                <w:sz w:val="24"/>
+                <w:szCs w:val="24"/>
+              </w:rPr>
+              <w:t>Viswanath</w:t>
+            </w:r>
           </w:p>
         </w:tc>
         <w:tc>
@@ -416,6 +437,13 @@
                 <w:szCs w:val="24"/>
               </w:rPr>
             </w:pPr>
+            <w:r>
+              <w:rPr>
+                <w:sz w:val="24"/>
+                <w:szCs w:val="24"/>
+              </w:rPr>
+              <w:t>1.1.4</w:t>
+            </w:r>
           </w:p>
         </w:tc>
         <w:tc>
@@ -429,6 +457,28 @@
                 <w:szCs w:val="24"/>
               </w:rPr>
             </w:pPr>
+            <w:r>
+              <w:rPr>
+                <w:sz w:val="24"/>
+                <w:szCs w:val="24"/>
+              </w:rPr>
+              <w:t>1) Fixed error “did not finish executing state machine in 1 sec” causing data not being sent to the DataServices layer, because of issues in transmission. Added BufferBlock with async methods to separate the computation and transfer of data to data services layer.</w:t>
+            </w:r>
+          </w:p>
+          <w:p>
+            <w:pPr>
+              <w:rPr>
+                <w:sz w:val="24"/>
+                <w:szCs w:val="24"/>
+              </w:rPr>
+            </w:pPr>
+            <w:r>
+              <w:rPr>
+                <w:sz w:val="24"/>
+                <w:szCs w:val="24"/>
+              </w:rPr>
+              <w:t>2) Added a product offering. In startup options an array of names includes available products. If the Node sends the “common name” as a product, it looks for “common name”.json file. This facilitates easier addition of product nodes without needing to create a json every time a new node is created. Custom solutions would require the complete “common name” + “_” + “serial number” + “.json” for it to work. By convention, all product names will start with “AP”</w:t>
+            </w:r>
           </w:p>
         </w:tc>
       </w:tr>

--- a/Notes.docx
+++ b/Notes.docx
@@ -478,6 +478,212 @@
                 <w:szCs w:val="24"/>
               </w:rPr>
               <w:t>2) Added a product offering. In startup options an array of names includes available products. If the Node sends the “common name” as a product, it looks for “common name”.json file. This facilitates easier addition of product nodes without needing to create a json every time a new node is created. Custom solutions would require the complete “common name” + “_” + “serial number” + “.json” for it to work. By convention, all product names will start with “AP”</w:t>
+            </w:r>
+          </w:p>
+        </w:tc>
+      </w:tr>
+      <w:tr>
+        <w:tc>
+          <w:tcPr>
+            <w:tcW w:w="805" w:type="dxa"/>
+          </w:tcPr>
+          <w:p>
+            <w:pPr>
+              <w:rPr>
+                <w:sz w:val="24"/>
+                <w:szCs w:val="24"/>
+              </w:rPr>
+            </w:pPr>
+            <w:r>
+              <w:rPr>
+                <w:sz w:val="24"/>
+                <w:szCs w:val="24"/>
+              </w:rPr>
+              <w:t>4</w:t>
+            </w:r>
+          </w:p>
+        </w:tc>
+        <w:tc>
+          <w:tcPr>
+            <w:tcW w:w="1620" w:type="dxa"/>
+          </w:tcPr>
+          <w:p>
+            <w:pPr>
+              <w:rPr>
+                <w:sz w:val="24"/>
+                <w:szCs w:val="24"/>
+              </w:rPr>
+            </w:pPr>
+            <w:r>
+              <w:rPr>
+                <w:sz w:val="24"/>
+                <w:szCs w:val="24"/>
+              </w:rPr>
+              <w:t>10/10/2021</w:t>
+            </w:r>
+          </w:p>
+        </w:tc>
+        <w:tc>
+          <w:tcPr>
+            <w:tcW w:w="1620" w:type="dxa"/>
+          </w:tcPr>
+          <w:p>
+            <w:pPr>
+              <w:rPr>
+                <w:sz w:val="24"/>
+                <w:szCs w:val="24"/>
+              </w:rPr>
+            </w:pPr>
+            <w:r>
+              <w:rPr>
+                <w:sz w:val="24"/>
+                <w:szCs w:val="24"/>
+              </w:rPr>
+              <w:t>Viswaanth</w:t>
+            </w:r>
+          </w:p>
+        </w:tc>
+        <w:tc>
+          <w:tcPr>
+            <w:tcW w:w="1350" w:type="dxa"/>
+          </w:tcPr>
+          <w:p>
+            <w:pPr>
+              <w:rPr>
+                <w:sz w:val="24"/>
+                <w:szCs w:val="24"/>
+              </w:rPr>
+            </w:pPr>
+            <w:r>
+              <w:rPr>
+                <w:sz w:val="24"/>
+                <w:szCs w:val="24"/>
+              </w:rPr>
+              <w:t>1.1</w:t>
+            </w:r>
+            <w:r>
+              <w:rPr>
+                <w:sz w:val="24"/>
+                <w:szCs w:val="24"/>
+              </w:rPr>
+              <w:t>.</w:t>
+            </w:r>
+            <w:r>
+              <w:rPr>
+                <w:sz w:val="24"/>
+                <w:szCs w:val="24"/>
+              </w:rPr>
+              <w:t>5</w:t>
+            </w:r>
+          </w:p>
+        </w:tc>
+        <w:tc>
+          <w:tcPr>
+            <w:tcW w:w="3955" w:type="dxa"/>
+          </w:tcPr>
+          <w:p>
+            <w:pPr>
+              <w:rPr>
+                <w:sz w:val="24"/>
+                <w:szCs w:val="24"/>
+              </w:rPr>
+            </w:pPr>
+            <w:r>
+              <w:rPr>
+                <w:sz w:val="24"/>
+                <w:szCs w:val="24"/>
+              </w:rPr>
+              <w:t>1) exit app if communications error (eg 5088 or 50a2 etc) or no Data Confirmation received in 180 secs</w:t>
+            </w:r>
+          </w:p>
+          <w:p>
+            <w:pPr>
+              <w:rPr>
+                <w:sz w:val="24"/>
+                <w:szCs w:val="24"/>
+              </w:rPr>
+            </w:pPr>
+            <w:r>
+              <w:rPr>
+                <w:sz w:val="24"/>
+                <w:szCs w:val="24"/>
+              </w:rPr>
+              <w:lastRenderedPageBreak/>
+              <w:t>2) unify all parameters into a single json file, replace all parameters in .txt file to json file</w:t>
+            </w:r>
+          </w:p>
+          <w:p>
+            <w:pPr>
+              <w:rPr>
+                <w:sz w:val="24"/>
+                <w:szCs w:val="24"/>
+              </w:rPr>
+            </w:pPr>
+            <w:r>
+              <w:rPr>
+                <w:sz w:val="24"/>
+                <w:szCs w:val="24"/>
+              </w:rPr>
+              <w:t>3) All application parameters will by default go to directory /home/debain/config/centralmaster.</w:t>
+            </w:r>
+          </w:p>
+          <w:p>
+            <w:pPr>
+              <w:rPr>
+                <w:sz w:val="24"/>
+                <w:szCs w:val="24"/>
+              </w:rPr>
+            </w:pPr>
+            <w:r>
+              <w:rPr>
+                <w:sz w:val="24"/>
+                <w:szCs w:val="24"/>
+              </w:rPr>
+              <w:t>If a command line option is specified it is the parameter directory that the application should use.</w:t>
+            </w:r>
+            <w:r>
+              <w:rPr>
+                <w:sz w:val="24"/>
+                <w:szCs w:val="24"/>
+              </w:rPr>
+              <w:t xml:space="preserve"> This directory should contain in addition to the basic settings json files, the directories: “certs”, “Devices”, “NodesInfo” which are all used by different parts of the application.</w:t>
+            </w:r>
+          </w:p>
+          <w:p>
+            <w:pPr>
+              <w:rPr>
+                <w:sz w:val="24"/>
+                <w:szCs w:val="24"/>
+              </w:rPr>
+            </w:pPr>
+            <w:r>
+              <w:rPr>
+                <w:sz w:val="24"/>
+                <w:szCs w:val="24"/>
+              </w:rPr>
+              <w:t>4) Added support for a IAQ (or iaq) hw interface for IAQ product</w:t>
+            </w:r>
+            <w:r>
+              <w:rPr>
+                <w:sz w:val="24"/>
+                <w:szCs w:val="24"/>
+              </w:rPr>
+              <w:t xml:space="preserve"> (similar to powermeasurement architecture)</w:t>
+            </w:r>
+          </w:p>
+          <w:p>
+            <w:pPr>
+              <w:rPr>
+                <w:sz w:val="24"/>
+                <w:szCs w:val="24"/>
+              </w:rPr>
+            </w:pPr>
+            <w:r>
+              <w:rPr>
+                <w:sz w:val="24"/>
+                <w:szCs w:val="24"/>
+              </w:rPr>
+              <w:t>5) Once “Failed to send data …” occurs app does not recover and remains in the same state. Fixed it by calling StopServer() and StartServer() in DCPipeServer.cs</w:t>
             </w:r>
           </w:p>
         </w:tc>

--- a/Notes.docx
+++ b/Notes.docx
@@ -700,6 +700,14 @@
                 <w:szCs w:val="24"/>
               </w:rPr>
             </w:pPr>
+            <w:r>
+              <w:rPr>
+                <w:sz w:val="24"/>
+                <w:szCs w:val="24"/>
+              </w:rPr>
+              <w:lastRenderedPageBreak/>
+              <w:t>5</w:t>
+            </w:r>
           </w:p>
         </w:tc>
         <w:tc>
@@ -713,6 +721,13 @@
                 <w:szCs w:val="24"/>
               </w:rPr>
             </w:pPr>
+            <w:r>
+              <w:rPr>
+                <w:sz w:val="24"/>
+                <w:szCs w:val="24"/>
+              </w:rPr>
+              <w:t>12/25/2021</w:t>
+            </w:r>
           </w:p>
         </w:tc>
         <w:tc>
@@ -726,6 +741,13 @@
                 <w:szCs w:val="24"/>
               </w:rPr>
             </w:pPr>
+            <w:r>
+              <w:rPr>
+                <w:sz w:val="24"/>
+                <w:szCs w:val="24"/>
+              </w:rPr>
+              <w:t>Viswanath</w:t>
+            </w:r>
           </w:p>
         </w:tc>
         <w:tc>
@@ -739,6 +761,13 @@
                 <w:szCs w:val="24"/>
               </w:rPr>
             </w:pPr>
+            <w:r>
+              <w:rPr>
+                <w:sz w:val="24"/>
+                <w:szCs w:val="24"/>
+              </w:rPr>
+              <w:t>1.1.6</w:t>
+            </w:r>
           </w:p>
         </w:tc>
         <w:tc>
@@ -752,6 +781,13 @@
                 <w:szCs w:val="24"/>
               </w:rPr>
             </w:pPr>
+            <w:r>
+              <w:rPr>
+                <w:sz w:val="24"/>
+                <w:szCs w:val="24"/>
+              </w:rPr>
+              <w:t xml:space="preserve">1) app freezes on some reboots with initial setup messages with no response, possible exiting app or error in PLC chip. Added a timeout, and in sequence (until all of the initialization is complete, the next step does not happen). </w:t>
+            </w:r>
           </w:p>
         </w:tc>
       </w:tr>
@@ -767,6 +803,13 @@
                 <w:szCs w:val="24"/>
               </w:rPr>
             </w:pPr>
+            <w:r>
+              <w:rPr>
+                <w:sz w:val="24"/>
+                <w:szCs w:val="24"/>
+              </w:rPr>
+              <w:t>6</w:t>
+            </w:r>
           </w:p>
         </w:tc>
         <w:tc>
@@ -780,6 +823,13 @@
                 <w:szCs w:val="24"/>
               </w:rPr>
             </w:pPr>
+            <w:r>
+              <w:rPr>
+                <w:sz w:val="24"/>
+                <w:szCs w:val="24"/>
+              </w:rPr>
+              <w:t>12/29/2021</w:t>
+            </w:r>
           </w:p>
         </w:tc>
         <w:tc>
@@ -793,6 +843,13 @@
                 <w:szCs w:val="24"/>
               </w:rPr>
             </w:pPr>
+            <w:r>
+              <w:rPr>
+                <w:sz w:val="24"/>
+                <w:szCs w:val="24"/>
+              </w:rPr>
+              <w:t>Viswanath</w:t>
+            </w:r>
           </w:p>
         </w:tc>
         <w:tc>
@@ -806,6 +863,13 @@
                 <w:szCs w:val="24"/>
               </w:rPr>
             </w:pPr>
+            <w:r>
+              <w:rPr>
+                <w:sz w:val="24"/>
+                <w:szCs w:val="24"/>
+              </w:rPr>
+              <w:t>1.1.7</w:t>
+            </w:r>
           </w:p>
         </w:tc>
         <w:tc>
@@ -819,6 +883,13 @@
                 <w:szCs w:val="24"/>
               </w:rPr>
             </w:pPr>
+            <w:r>
+              <w:rPr>
+                <w:sz w:val="24"/>
+                <w:szCs w:val="24"/>
+              </w:rPr>
+              <w:t>Removed the application exit on 0x5088 error</w:t>
+            </w:r>
           </w:p>
         </w:tc>
       </w:tr>

--- a/Notes.docx
+++ b/Notes.docx
@@ -905,6 +905,13 @@
                 <w:szCs w:val="24"/>
               </w:rPr>
             </w:pPr>
+            <w:r>
+              <w:rPr>
+                <w:sz w:val="24"/>
+                <w:szCs w:val="24"/>
+              </w:rPr>
+              <w:t>7</w:t>
+            </w:r>
           </w:p>
         </w:tc>
         <w:tc>
@@ -918,6 +925,13 @@
                 <w:szCs w:val="24"/>
               </w:rPr>
             </w:pPr>
+            <w:r>
+              <w:rPr>
+                <w:sz w:val="24"/>
+                <w:szCs w:val="24"/>
+              </w:rPr>
+              <w:t>1/3/2022</w:t>
+            </w:r>
           </w:p>
         </w:tc>
         <w:tc>
@@ -931,6 +945,13 @@
                 <w:szCs w:val="24"/>
               </w:rPr>
             </w:pPr>
+            <w:r>
+              <w:rPr>
+                <w:sz w:val="24"/>
+                <w:szCs w:val="24"/>
+              </w:rPr>
+              <w:t>Viswanath</w:t>
+            </w:r>
           </w:p>
         </w:tc>
         <w:tc>
@@ -944,6 +965,13 @@
                 <w:szCs w:val="24"/>
               </w:rPr>
             </w:pPr>
+            <w:r>
+              <w:rPr>
+                <w:sz w:val="24"/>
+                <w:szCs w:val="24"/>
+              </w:rPr>
+              <w:t>1.1.8</w:t>
+            </w:r>
           </w:p>
         </w:tc>
         <w:tc>
@@ -957,6 +985,13 @@
                 <w:szCs w:val="24"/>
               </w:rPr>
             </w:pPr>
+            <w:r>
+              <w:rPr>
+                <w:sz w:val="24"/>
+                <w:szCs w:val="24"/>
+              </w:rPr>
+              <w:t>Time spent in rrloop and subtract from data interval. If time spent in rrloop is greater than data interval, then restart the loop.</w:t>
+            </w:r>
           </w:p>
         </w:tc>
       </w:tr>

--- a/Notes.docx
+++ b/Notes.docx
@@ -991,6 +991,143 @@
                 <w:szCs w:val="24"/>
               </w:rPr>
               <w:t>Time spent in rrloop and subtract from data interval. If time spent in rrloop is greater than data interval, then restart the loop.</w:t>
+            </w:r>
+          </w:p>
+        </w:tc>
+      </w:tr>
+      <w:tr>
+        <w:tc>
+          <w:tcPr>
+            <w:tcW w:w="805" w:type="dxa"/>
+          </w:tcPr>
+          <w:p>
+            <w:pPr>
+              <w:rPr>
+                <w:sz w:val="24"/>
+                <w:szCs w:val="24"/>
+              </w:rPr>
+            </w:pPr>
+            <w:r>
+              <w:rPr>
+                <w:sz w:val="24"/>
+                <w:szCs w:val="24"/>
+              </w:rPr>
+              <w:t>8</w:t>
+            </w:r>
+          </w:p>
+        </w:tc>
+        <w:tc>
+          <w:tcPr>
+            <w:tcW w:w="1620" w:type="dxa"/>
+          </w:tcPr>
+          <w:p>
+            <w:pPr>
+              <w:rPr>
+                <w:sz w:val="24"/>
+                <w:szCs w:val="24"/>
+              </w:rPr>
+            </w:pPr>
+            <w:r>
+              <w:rPr>
+                <w:sz w:val="24"/>
+                <w:szCs w:val="24"/>
+              </w:rPr>
+              <w:t>1/8/2022</w:t>
+            </w:r>
+          </w:p>
+        </w:tc>
+        <w:tc>
+          <w:tcPr>
+            <w:tcW w:w="1620" w:type="dxa"/>
+          </w:tcPr>
+          <w:p>
+            <w:pPr>
+              <w:rPr>
+                <w:sz w:val="24"/>
+                <w:szCs w:val="24"/>
+              </w:rPr>
+            </w:pPr>
+            <w:r>
+              <w:rPr>
+                <w:sz w:val="24"/>
+                <w:szCs w:val="24"/>
+              </w:rPr>
+              <w:t>Viswanath</w:t>
+            </w:r>
+          </w:p>
+        </w:tc>
+        <w:tc>
+          <w:tcPr>
+            <w:tcW w:w="1350" w:type="dxa"/>
+          </w:tcPr>
+          <w:p>
+            <w:pPr>
+              <w:rPr>
+                <w:sz w:val="24"/>
+                <w:szCs w:val="24"/>
+              </w:rPr>
+            </w:pPr>
+            <w:r>
+              <w:rPr>
+                <w:sz w:val="24"/>
+                <w:szCs w:val="24"/>
+              </w:rPr>
+              <w:t>1.1.9</w:t>
+            </w:r>
+          </w:p>
+        </w:tc>
+        <w:tc>
+          <w:tcPr>
+            <w:tcW w:w="3955" w:type="dxa"/>
+          </w:tcPr>
+          <w:p>
+            <w:pPr>
+              <w:rPr>
+                <w:sz w:val="24"/>
+                <w:szCs w:val="24"/>
+              </w:rPr>
+            </w:pPr>
+            <w:r>
+              <w:rPr>
+                <w:sz w:val="24"/>
+                <w:szCs w:val="24"/>
+              </w:rPr>
+              <w:t>Bug</w:t>
+            </w:r>
+            <w:r>
+              <w:rPr>
+                <w:sz w:val="24"/>
+                <w:szCs w:val="24"/>
+              </w:rPr>
+              <w:t xml:space="preserve"> fix</w:t>
+            </w:r>
+            <w:r>
+              <w:rPr>
+                <w:sz w:val="24"/>
+                <w:szCs w:val="24"/>
+              </w:rPr>
+              <w:t>: Waiting for connection in PLSDCConnection, if send data is received app continuously exits.</w:t>
+            </w:r>
+            <w:r>
+              <w:rPr>
+                <w:sz w:val="24"/>
+                <w:szCs w:val="24"/>
+              </w:rPr>
+              <w:t xml:space="preserve"> If not connected, simply indicate that not connected and continue to wait for connections</w:t>
+            </w:r>
+            <w:r>
+              <w:rPr>
+                <w:sz w:val="24"/>
+                <w:szCs w:val="24"/>
+              </w:rPr>
+              <w:t>.</w:t>
+            </w:r>
+            <w:r>
+              <w:rPr>
+                <w:sz w:val="24"/>
+                <w:szCs w:val="24"/>
+              </w:rPr>
+              <w:t xml:space="preserve"> </w:t>
             </w:r>
           </w:p>
         </w:tc>

--- a/Notes.docx
+++ b/Notes.docx
@@ -4,8 +4,13 @@
   <w:body>
     <w:p>
       <w:r>
-        <w:t>Notes file created in version 1.1.2 of CentralMaster</w:t>
+        <w:t xml:space="preserve">Notes file created in version 1.1.2 of </w:t>
       </w:r>
+      <w:proofErr w:type="spellStart"/>
+      <w:r>
+        <w:t>CentralMaster</w:t>
+      </w:r>
+      <w:proofErr w:type="spellEnd"/>
     </w:p>
     <w:tbl>
       <w:tblPr>
@@ -35,6 +40,7 @@
                 <w:szCs w:val="24"/>
               </w:rPr>
             </w:pPr>
+            <w:proofErr w:type="spellStart"/>
             <w:r>
               <w:rPr>
                 <w:b/>
@@ -44,6 +50,7 @@
               </w:rPr>
               <w:t>S.No</w:t>
             </w:r>
+            <w:proofErr w:type="spellEnd"/>
           </w:p>
         </w:tc>
         <w:tc>
@@ -251,7 +258,39 @@
                 <w:sz w:val="24"/>
                 <w:szCs w:val="24"/>
               </w:rPr>
-              <w:t>version 1.1.1, updated deploy.bat to publish to custom directory CentralMaster\publishcustdir. Added variables to deploy.bat file</w:t>
+              <w:t xml:space="preserve">version 1.1.1, updated deploy.bat to publish to custom directory </w:t>
+            </w:r>
+            <w:proofErr w:type="spellStart"/>
+            <w:r>
+              <w:rPr>
+                <w:sz w:val="24"/>
+                <w:szCs w:val="24"/>
+              </w:rPr>
+              <w:t>CentralMaster</w:t>
+            </w:r>
+            <w:proofErr w:type="spellEnd"/>
+            <w:r>
+              <w:rPr>
+                <w:sz w:val="24"/>
+                <w:szCs w:val="24"/>
+              </w:rPr>
+              <w:t>\</w:t>
+            </w:r>
+            <w:proofErr w:type="spellStart"/>
+            <w:r>
+              <w:rPr>
+                <w:sz w:val="24"/>
+                <w:szCs w:val="24"/>
+              </w:rPr>
+              <w:t>publishcustdir</w:t>
+            </w:r>
+            <w:proofErr w:type="spellEnd"/>
+            <w:r>
+              <w:rPr>
+                <w:sz w:val="24"/>
+                <w:szCs w:val="24"/>
+              </w:rPr>
+              <w:t>. Added variables to deploy.bat file</w:t>
             </w:r>
           </w:p>
         </w:tc>
@@ -353,7 +392,55 @@
                 <w:sz w:val="24"/>
                 <w:szCs w:val="24"/>
               </w:rPr>
-              <w:t xml:space="preserve">Added option “SupportedService” as “AzureTable”. This option will trigger using the connection string in json file to get the parameters from. Every successful response of parameters from Azure, the response is written to file. </w:t>
+              <w:t>Added option “</w:t>
+            </w:r>
+            <w:proofErr w:type="spellStart"/>
+            <w:r>
+              <w:rPr>
+                <w:sz w:val="24"/>
+                <w:szCs w:val="24"/>
+              </w:rPr>
+              <w:t>SupportedService</w:t>
+            </w:r>
+            <w:proofErr w:type="spellEnd"/>
+            <w:r>
+              <w:rPr>
+                <w:sz w:val="24"/>
+                <w:szCs w:val="24"/>
+              </w:rPr>
+              <w:t>” as “</w:t>
+            </w:r>
+            <w:proofErr w:type="spellStart"/>
+            <w:r>
+              <w:rPr>
+                <w:sz w:val="24"/>
+                <w:szCs w:val="24"/>
+              </w:rPr>
+              <w:t>AzureTable</w:t>
+            </w:r>
+            <w:proofErr w:type="spellEnd"/>
+            <w:r>
+              <w:rPr>
+                <w:sz w:val="24"/>
+                <w:szCs w:val="24"/>
+              </w:rPr>
+              <w:t xml:space="preserve">”. This option will trigger using the connection string in </w:t>
+            </w:r>
+            <w:proofErr w:type="spellStart"/>
+            <w:r>
+              <w:rPr>
+                <w:sz w:val="24"/>
+                <w:szCs w:val="24"/>
+              </w:rPr>
+              <w:t>json</w:t>
+            </w:r>
+            <w:proofErr w:type="spellEnd"/>
+            <w:r>
+              <w:rPr>
+                <w:sz w:val="24"/>
+                <w:szCs w:val="24"/>
+              </w:rPr>
+              <w:t xml:space="preserve"> file to get the parameters from. Every successful response of parameters from Azure, the response is written to file. </w:t>
             </w:r>
             <w:r>
               <w:rPr>
@@ -462,22 +549,102 @@
                 <w:sz w:val="24"/>
                 <w:szCs w:val="24"/>
               </w:rPr>
-              <w:t>1) Fixed error “did not finish executing state machine in 1 sec” causing data not being sent to the DataServices layer, because of issues in transmission. Added BufferBlock with async methods to separate the computation and transfer of data to data services layer.</w:t>
-            </w:r>
-          </w:p>
-          <w:p>
-            <w:pPr>
-              <w:rPr>
-                <w:sz w:val="24"/>
-                <w:szCs w:val="24"/>
-              </w:rPr>
-            </w:pPr>
-            <w:r>
-              <w:rPr>
-                <w:sz w:val="24"/>
-                <w:szCs w:val="24"/>
-              </w:rPr>
-              <w:t>2) Added a product offering. In startup options an array of names includes available products. If the Node sends the “common name” as a product, it looks for “common name”.json file. This facilitates easier addition of product nodes without needing to create a json every time a new node is created. Custom solutions would require the complete “common name” + “_” + “serial number” + “.json” for it to work. By convention, all product names will start with “AP”</w:t>
+              <w:t xml:space="preserve">1) Fixed error “did not finish executing state machine in 1 sec” causing data not being sent to the </w:t>
+            </w:r>
+            <w:proofErr w:type="spellStart"/>
+            <w:r>
+              <w:rPr>
+                <w:sz w:val="24"/>
+                <w:szCs w:val="24"/>
+              </w:rPr>
+              <w:t>DataServices</w:t>
+            </w:r>
+            <w:proofErr w:type="spellEnd"/>
+            <w:r>
+              <w:rPr>
+                <w:sz w:val="24"/>
+                <w:szCs w:val="24"/>
+              </w:rPr>
+              <w:t xml:space="preserve"> layer, because of issues in transmission. Added </w:t>
+            </w:r>
+            <w:proofErr w:type="spellStart"/>
+            <w:r>
+              <w:rPr>
+                <w:sz w:val="24"/>
+                <w:szCs w:val="24"/>
+              </w:rPr>
+              <w:t>BufferBlock</w:t>
+            </w:r>
+            <w:proofErr w:type="spellEnd"/>
+            <w:r>
+              <w:rPr>
+                <w:sz w:val="24"/>
+                <w:szCs w:val="24"/>
+              </w:rPr>
+              <w:t xml:space="preserve"> with async methods to separate the computation and transfer of data to data services layer.</w:t>
+            </w:r>
+          </w:p>
+          <w:p>
+            <w:pPr>
+              <w:rPr>
+                <w:sz w:val="24"/>
+                <w:szCs w:val="24"/>
+              </w:rPr>
+            </w:pPr>
+            <w:r>
+              <w:rPr>
+                <w:sz w:val="24"/>
+                <w:szCs w:val="24"/>
+              </w:rPr>
+              <w:t>2) Added a product offering. In startup options an array of names includes available products. If the Node sends the “common name” as a product, it looks for “common name”.</w:t>
+            </w:r>
+            <w:proofErr w:type="spellStart"/>
+            <w:r>
+              <w:rPr>
+                <w:sz w:val="24"/>
+                <w:szCs w:val="24"/>
+              </w:rPr>
+              <w:t>json</w:t>
+            </w:r>
+            <w:proofErr w:type="spellEnd"/>
+            <w:r>
+              <w:rPr>
+                <w:sz w:val="24"/>
+                <w:szCs w:val="24"/>
+              </w:rPr>
+              <w:t xml:space="preserve"> file. This facilitates easier addition of product nodes without needing to create a </w:t>
+            </w:r>
+            <w:proofErr w:type="spellStart"/>
+            <w:r>
+              <w:rPr>
+                <w:sz w:val="24"/>
+                <w:szCs w:val="24"/>
+              </w:rPr>
+              <w:t>json</w:t>
+            </w:r>
+            <w:proofErr w:type="spellEnd"/>
+            <w:r>
+              <w:rPr>
+                <w:sz w:val="24"/>
+                <w:szCs w:val="24"/>
+              </w:rPr>
+              <w:t xml:space="preserve"> every time a new node is created. Custom solutions would require the complete “common name” + “_” + “serial number” + “.</w:t>
+            </w:r>
+            <w:proofErr w:type="spellStart"/>
+            <w:r>
+              <w:rPr>
+                <w:sz w:val="24"/>
+                <w:szCs w:val="24"/>
+              </w:rPr>
+              <w:t>json</w:t>
+            </w:r>
+            <w:proofErr w:type="spellEnd"/>
+            <w:r>
+              <w:rPr>
+                <w:sz w:val="24"/>
+                <w:szCs w:val="24"/>
+              </w:rPr>
+              <w:t>” for it to work. By convention, all product names will start with “AP”</w:t>
             </w:r>
           </w:p>
         </w:tc>
@@ -534,6 +701,7 @@
                 <w:szCs w:val="24"/>
               </w:rPr>
             </w:pPr>
+            <w:proofErr w:type="spellStart"/>
             <w:r>
               <w:rPr>
                 <w:sz w:val="24"/>
@@ -541,6 +709,7 @@
               </w:rPr>
               <w:t>Viswaanth</w:t>
             </w:r>
+            <w:proofErr w:type="spellEnd"/>
           </w:p>
         </w:tc>
         <w:tc>
@@ -593,7 +762,39 @@
                 <w:sz w:val="24"/>
                 <w:szCs w:val="24"/>
               </w:rPr>
-              <w:t>1) exit app if communications error (eg 5088 or 50a2 etc) or no Data Confirmation received in 180 secs</w:t>
+              <w:t>1) exit app if communications error (</w:t>
+            </w:r>
+            <w:proofErr w:type="spellStart"/>
+            <w:r>
+              <w:rPr>
+                <w:sz w:val="24"/>
+                <w:szCs w:val="24"/>
+              </w:rPr>
+              <w:t>eg</w:t>
+            </w:r>
+            <w:proofErr w:type="spellEnd"/>
+            <w:r>
+              <w:rPr>
+                <w:sz w:val="24"/>
+                <w:szCs w:val="24"/>
+              </w:rPr>
+              <w:t xml:space="preserve"> 5088 or 50a2 </w:t>
+            </w:r>
+            <w:proofErr w:type="spellStart"/>
+            <w:r>
+              <w:rPr>
+                <w:sz w:val="24"/>
+                <w:szCs w:val="24"/>
+              </w:rPr>
+              <w:t>etc</w:t>
+            </w:r>
+            <w:proofErr w:type="spellEnd"/>
+            <w:r>
+              <w:rPr>
+                <w:sz w:val="24"/>
+                <w:szCs w:val="24"/>
+              </w:rPr>
+              <w:t>) or no Data Confirmation received in 180 secs</w:t>
             </w:r>
           </w:p>
           <w:p>
@@ -609,22 +810,86 @@
                 <w:szCs w:val="24"/>
               </w:rPr>
               <w:lastRenderedPageBreak/>
-              <w:t>2) unify all parameters into a single json file, replace all parameters in .txt file to json file</w:t>
-            </w:r>
-          </w:p>
-          <w:p>
-            <w:pPr>
-              <w:rPr>
-                <w:sz w:val="24"/>
-                <w:szCs w:val="24"/>
-              </w:rPr>
-            </w:pPr>
-            <w:r>
-              <w:rPr>
-                <w:sz w:val="24"/>
-                <w:szCs w:val="24"/>
-              </w:rPr>
-              <w:t>3) All application parameters will by default go to directory /home/debain/config/centralmaster.</w:t>
+              <w:t xml:space="preserve">2) unify all parameters into a single </w:t>
+            </w:r>
+            <w:proofErr w:type="spellStart"/>
+            <w:r>
+              <w:rPr>
+                <w:sz w:val="24"/>
+                <w:szCs w:val="24"/>
+              </w:rPr>
+              <w:t>json</w:t>
+            </w:r>
+            <w:proofErr w:type="spellEnd"/>
+            <w:r>
+              <w:rPr>
+                <w:sz w:val="24"/>
+                <w:szCs w:val="24"/>
+              </w:rPr>
+              <w:t xml:space="preserve"> file, replace all parameters in .txt file to </w:t>
+            </w:r>
+            <w:proofErr w:type="spellStart"/>
+            <w:r>
+              <w:rPr>
+                <w:sz w:val="24"/>
+                <w:szCs w:val="24"/>
+              </w:rPr>
+              <w:t>json</w:t>
+            </w:r>
+            <w:proofErr w:type="spellEnd"/>
+            <w:r>
+              <w:rPr>
+                <w:sz w:val="24"/>
+                <w:szCs w:val="24"/>
+              </w:rPr>
+              <w:t xml:space="preserve"> file</w:t>
+            </w:r>
+          </w:p>
+          <w:p>
+            <w:pPr>
+              <w:rPr>
+                <w:sz w:val="24"/>
+                <w:szCs w:val="24"/>
+              </w:rPr>
+            </w:pPr>
+            <w:r>
+              <w:rPr>
+                <w:sz w:val="24"/>
+                <w:szCs w:val="24"/>
+              </w:rPr>
+              <w:t>3) All application parameters will by default go to directory /home/</w:t>
+            </w:r>
+            <w:proofErr w:type="spellStart"/>
+            <w:r>
+              <w:rPr>
+                <w:sz w:val="24"/>
+                <w:szCs w:val="24"/>
+              </w:rPr>
+              <w:t>debain</w:t>
+            </w:r>
+            <w:proofErr w:type="spellEnd"/>
+            <w:r>
+              <w:rPr>
+                <w:sz w:val="24"/>
+                <w:szCs w:val="24"/>
+              </w:rPr>
+              <w:t>/config/</w:t>
+            </w:r>
+            <w:proofErr w:type="spellStart"/>
+            <w:r>
+              <w:rPr>
+                <w:sz w:val="24"/>
+                <w:szCs w:val="24"/>
+              </w:rPr>
+              <w:t>centralmaster</w:t>
+            </w:r>
+            <w:proofErr w:type="spellEnd"/>
+            <w:r>
+              <w:rPr>
+                <w:sz w:val="24"/>
+                <w:szCs w:val="24"/>
+              </w:rPr>
+              <w:t>.</w:t>
             </w:r>
           </w:p>
           <w:p>
@@ -646,45 +911,166 @@
                 <w:sz w:val="24"/>
                 <w:szCs w:val="24"/>
               </w:rPr>
-              <w:t xml:space="preserve"> This directory should contain in addition to the basic settings json files, the directories: “certs”, “Devices”, “NodesInfo” which are all used by different parts of the application.</w:t>
-            </w:r>
-          </w:p>
-          <w:p>
-            <w:pPr>
-              <w:rPr>
-                <w:sz w:val="24"/>
-                <w:szCs w:val="24"/>
-              </w:rPr>
-            </w:pPr>
-            <w:r>
-              <w:rPr>
-                <w:sz w:val="24"/>
-                <w:szCs w:val="24"/>
-              </w:rPr>
-              <w:t>4) Added support for a IAQ (or iaq) hw interface for IAQ product</w:t>
-            </w:r>
-            <w:r>
-              <w:rPr>
-                <w:sz w:val="24"/>
-                <w:szCs w:val="24"/>
-              </w:rPr>
-              <w:t xml:space="preserve"> (similar to powermeasurement architecture)</w:t>
-            </w:r>
-          </w:p>
-          <w:p>
-            <w:pPr>
-              <w:rPr>
-                <w:sz w:val="24"/>
-                <w:szCs w:val="24"/>
-              </w:rPr>
-            </w:pPr>
-            <w:r>
-              <w:rPr>
-                <w:sz w:val="24"/>
-                <w:szCs w:val="24"/>
-              </w:rPr>
-              <w:t>5) Once “Failed to send data …” occurs app does not recover and remains in the same state. Fixed it by calling StopServer() and StartServer() in DCPipeServer.cs</w:t>
-            </w:r>
+              <w:t xml:space="preserve"> This directory should contain in addition to the basic settings </w:t>
+            </w:r>
+            <w:proofErr w:type="spellStart"/>
+            <w:r>
+              <w:rPr>
+                <w:sz w:val="24"/>
+                <w:szCs w:val="24"/>
+              </w:rPr>
+              <w:t>json</w:t>
+            </w:r>
+            <w:proofErr w:type="spellEnd"/>
+            <w:r>
+              <w:rPr>
+                <w:sz w:val="24"/>
+                <w:szCs w:val="24"/>
+              </w:rPr>
+              <w:t xml:space="preserve"> files, the directories: “certs”, “Devices”, “</w:t>
+            </w:r>
+            <w:proofErr w:type="spellStart"/>
+            <w:r>
+              <w:rPr>
+                <w:sz w:val="24"/>
+                <w:szCs w:val="24"/>
+              </w:rPr>
+              <w:t>NodesInfo</w:t>
+            </w:r>
+            <w:proofErr w:type="spellEnd"/>
+            <w:r>
+              <w:rPr>
+                <w:sz w:val="24"/>
+                <w:szCs w:val="24"/>
+              </w:rPr>
+              <w:t>” which are all used by different parts of the application.</w:t>
+            </w:r>
+          </w:p>
+          <w:p>
+            <w:pPr>
+              <w:rPr>
+                <w:sz w:val="24"/>
+                <w:szCs w:val="24"/>
+              </w:rPr>
+            </w:pPr>
+            <w:r>
+              <w:rPr>
+                <w:sz w:val="24"/>
+                <w:szCs w:val="24"/>
+              </w:rPr>
+              <w:t xml:space="preserve">4) Added support for a IAQ (or </w:t>
+            </w:r>
+            <w:proofErr w:type="spellStart"/>
+            <w:r>
+              <w:rPr>
+                <w:sz w:val="24"/>
+                <w:szCs w:val="24"/>
+              </w:rPr>
+              <w:t>iaq</w:t>
+            </w:r>
+            <w:proofErr w:type="spellEnd"/>
+            <w:r>
+              <w:rPr>
+                <w:sz w:val="24"/>
+                <w:szCs w:val="24"/>
+              </w:rPr>
+              <w:t xml:space="preserve">) </w:t>
+            </w:r>
+            <w:proofErr w:type="spellStart"/>
+            <w:r>
+              <w:rPr>
+                <w:sz w:val="24"/>
+                <w:szCs w:val="24"/>
+              </w:rPr>
+              <w:t>hw</w:t>
+            </w:r>
+            <w:proofErr w:type="spellEnd"/>
+            <w:r>
+              <w:rPr>
+                <w:sz w:val="24"/>
+                <w:szCs w:val="24"/>
+              </w:rPr>
+              <w:t xml:space="preserve"> interface for IAQ product</w:t>
+            </w:r>
+            <w:r>
+              <w:rPr>
+                <w:sz w:val="24"/>
+                <w:szCs w:val="24"/>
+              </w:rPr>
+              <w:t xml:space="preserve"> (similar to </w:t>
+            </w:r>
+            <w:proofErr w:type="spellStart"/>
+            <w:r>
+              <w:rPr>
+                <w:sz w:val="24"/>
+                <w:szCs w:val="24"/>
+              </w:rPr>
+              <w:t>powermeasurement</w:t>
+            </w:r>
+            <w:proofErr w:type="spellEnd"/>
+            <w:r>
+              <w:rPr>
+                <w:sz w:val="24"/>
+                <w:szCs w:val="24"/>
+              </w:rPr>
+              <w:t xml:space="preserve"> architecture)</w:t>
+            </w:r>
+          </w:p>
+          <w:p>
+            <w:pPr>
+              <w:rPr>
+                <w:sz w:val="24"/>
+                <w:szCs w:val="24"/>
+              </w:rPr>
+            </w:pPr>
+            <w:r>
+              <w:rPr>
+                <w:sz w:val="24"/>
+                <w:szCs w:val="24"/>
+              </w:rPr>
+              <w:t xml:space="preserve">5) Once “Failed to send data …” occurs app does not recover and remains in the same state. Fixed it by calling </w:t>
+            </w:r>
+            <w:proofErr w:type="spellStart"/>
+            <w:r>
+              <w:rPr>
+                <w:sz w:val="24"/>
+                <w:szCs w:val="24"/>
+              </w:rPr>
+              <w:t>StopServer</w:t>
+            </w:r>
+            <w:proofErr w:type="spellEnd"/>
+            <w:r>
+              <w:rPr>
+                <w:sz w:val="24"/>
+                <w:szCs w:val="24"/>
+              </w:rPr>
+              <w:t xml:space="preserve">() and </w:t>
+            </w:r>
+            <w:proofErr w:type="spellStart"/>
+            <w:r>
+              <w:rPr>
+                <w:sz w:val="24"/>
+                <w:szCs w:val="24"/>
+              </w:rPr>
+              <w:t>StartServer</w:t>
+            </w:r>
+            <w:proofErr w:type="spellEnd"/>
+            <w:r>
+              <w:rPr>
+                <w:sz w:val="24"/>
+                <w:szCs w:val="24"/>
+              </w:rPr>
+              <w:t xml:space="preserve">() in </w:t>
+            </w:r>
+            <w:proofErr w:type="spellStart"/>
+            <w:r>
+              <w:rPr>
+                <w:sz w:val="24"/>
+                <w:szCs w:val="24"/>
+              </w:rPr>
+              <w:t>DCPipeServer.cs</w:t>
+            </w:r>
+            <w:proofErr w:type="spellEnd"/>
           </w:p>
         </w:tc>
       </w:tr>
@@ -990,7 +1376,39 @@
                 <w:sz w:val="24"/>
                 <w:szCs w:val="24"/>
               </w:rPr>
-              <w:t>Time spent in rrloop and subtract from data interval. If time spent in rrloop is greater than data interval, then restart the loop.</w:t>
+              <w:t xml:space="preserve">Time spent in </w:t>
+            </w:r>
+            <w:proofErr w:type="spellStart"/>
+            <w:r>
+              <w:rPr>
+                <w:sz w:val="24"/>
+                <w:szCs w:val="24"/>
+              </w:rPr>
+              <w:t>rrloop</w:t>
+            </w:r>
+            <w:proofErr w:type="spellEnd"/>
+            <w:r>
+              <w:rPr>
+                <w:sz w:val="24"/>
+                <w:szCs w:val="24"/>
+              </w:rPr>
+              <w:t xml:space="preserve"> and subtract from data interval. If time spent in </w:t>
+            </w:r>
+            <w:proofErr w:type="spellStart"/>
+            <w:r>
+              <w:rPr>
+                <w:sz w:val="24"/>
+                <w:szCs w:val="24"/>
+              </w:rPr>
+              <w:t>rrloop</w:t>
+            </w:r>
+            <w:proofErr w:type="spellEnd"/>
+            <w:r>
+              <w:rPr>
+                <w:sz w:val="24"/>
+                <w:szCs w:val="24"/>
+              </w:rPr>
+              <w:t xml:space="preserve"> is greater than data interval, then restart the loop.</w:t>
             </w:r>
           </w:p>
         </w:tc>
@@ -1106,7 +1524,23 @@
                 <w:sz w:val="24"/>
                 <w:szCs w:val="24"/>
               </w:rPr>
-              <w:t>: Waiting for connection in PLSDCConnection, if send data is received app continuously exits.</w:t>
+              <w:t xml:space="preserve">: Waiting for connection in </w:t>
+            </w:r>
+            <w:proofErr w:type="spellStart"/>
+            <w:r>
+              <w:rPr>
+                <w:sz w:val="24"/>
+                <w:szCs w:val="24"/>
+              </w:rPr>
+              <w:t>PLSDCConnection</w:t>
+            </w:r>
+            <w:proofErr w:type="spellEnd"/>
+            <w:r>
+              <w:rPr>
+                <w:sz w:val="24"/>
+                <w:szCs w:val="24"/>
+              </w:rPr>
+              <w:t>, if send data is received app continuously exits.</w:t>
             </w:r>
             <w:r>
               <w:rPr>
@@ -1128,6 +1562,148 @@
                 <w:szCs w:val="24"/>
               </w:rPr>
               <w:t xml:space="preserve"> </w:t>
+            </w:r>
+          </w:p>
+        </w:tc>
+      </w:tr>
+      <w:tr>
+        <w:tc>
+          <w:tcPr>
+            <w:tcW w:w="805" w:type="dxa"/>
+          </w:tcPr>
+          <w:p>
+            <w:pPr>
+              <w:rPr>
+                <w:sz w:val="24"/>
+                <w:szCs w:val="24"/>
+              </w:rPr>
+            </w:pPr>
+            <w:r>
+              <w:rPr>
+                <w:sz w:val="24"/>
+                <w:szCs w:val="24"/>
+              </w:rPr>
+              <w:t>9</w:t>
+            </w:r>
+          </w:p>
+        </w:tc>
+        <w:tc>
+          <w:tcPr>
+            <w:tcW w:w="1620" w:type="dxa"/>
+          </w:tcPr>
+          <w:p>
+            <w:pPr>
+              <w:rPr>
+                <w:sz w:val="24"/>
+                <w:szCs w:val="24"/>
+              </w:rPr>
+            </w:pPr>
+            <w:r>
+              <w:rPr>
+                <w:sz w:val="24"/>
+                <w:szCs w:val="24"/>
+              </w:rPr>
+              <w:t>3/17/2022</w:t>
+            </w:r>
+          </w:p>
+        </w:tc>
+        <w:tc>
+          <w:tcPr>
+            <w:tcW w:w="1620" w:type="dxa"/>
+          </w:tcPr>
+          <w:p>
+            <w:pPr>
+              <w:rPr>
+                <w:sz w:val="24"/>
+                <w:szCs w:val="24"/>
+              </w:rPr>
+            </w:pPr>
+            <w:r>
+              <w:rPr>
+                <w:sz w:val="24"/>
+                <w:szCs w:val="24"/>
+              </w:rPr>
+              <w:t>Viswanath</w:t>
+            </w:r>
+          </w:p>
+        </w:tc>
+        <w:tc>
+          <w:tcPr>
+            <w:tcW w:w="1350" w:type="dxa"/>
+          </w:tcPr>
+          <w:p>
+            <w:pPr>
+              <w:rPr>
+                <w:sz w:val="24"/>
+                <w:szCs w:val="24"/>
+              </w:rPr>
+            </w:pPr>
+            <w:r>
+              <w:rPr>
+                <w:sz w:val="24"/>
+                <w:szCs w:val="24"/>
+              </w:rPr>
+              <w:t>1.1.10</w:t>
+            </w:r>
+          </w:p>
+        </w:tc>
+        <w:tc>
+          <w:tcPr>
+            <w:tcW w:w="3955" w:type="dxa"/>
+          </w:tcPr>
+          <w:p>
+            <w:pPr>
+              <w:rPr>
+                <w:sz w:val="24"/>
+                <w:szCs w:val="24"/>
+              </w:rPr>
+            </w:pPr>
+            <w:r>
+              <w:rPr>
+                <w:sz w:val="24"/>
+                <w:szCs w:val="24"/>
+              </w:rPr>
+              <w:t xml:space="preserve">Bugfix : error parsing </w:t>
+            </w:r>
+            <w:proofErr w:type="spellStart"/>
+            <w:r>
+              <w:rPr>
+                <w:sz w:val="24"/>
+                <w:szCs w:val="24"/>
+              </w:rPr>
+              <w:t>data_names</w:t>
+            </w:r>
+            <w:proofErr w:type="spellEnd"/>
+            <w:r>
+              <w:rPr>
+                <w:sz w:val="24"/>
+                <w:szCs w:val="24"/>
+              </w:rPr>
+              <w:t xml:space="preserve"> in Node </w:t>
+            </w:r>
+            <w:proofErr w:type="spellStart"/>
+            <w:r>
+              <w:rPr>
+                <w:sz w:val="24"/>
+                <w:szCs w:val="24"/>
+              </w:rPr>
+              <w:t>json</w:t>
+            </w:r>
+            <w:proofErr w:type="spellEnd"/>
+            <w:r>
+              <w:rPr>
+                <w:sz w:val="24"/>
+                <w:szCs w:val="24"/>
+              </w:rPr>
+              <w:t xml:space="preserve"> file “key already added”. </w:t>
+            </w:r>
+            <w:r>
+              <w:rPr>
+                <w:sz w:val="24"/>
+                <w:szCs w:val="24"/>
+              </w:rPr>
+              <w:lastRenderedPageBreak/>
+              <w:t>All protocols responses combined in code for RS232, RS485, I2C. Naming prefix of “I2C00_” convention to be included only for I2C.</w:t>
             </w:r>
           </w:p>
         </w:tc>
